--- a/01_proyecto/trim7/Manuales/Plan de Migración y respaldo de datos.docx
+++ b/01_proyecto/trim7/Manuales/Plan de Migración y respaldo de datos.docx
@@ -183,7 +183,6 @@
         </w:rPr>
         <w:t xml:space="preserve"> </w:t>
       </w:r>
-      <w:proofErr w:type="gramStart"/>
       <w:r>
         <w:rPr>
           <w:rFonts w:ascii="Arial" w:hAnsi="Arial" w:cs="Arial"/>
@@ -227,7 +226,6 @@
         </w:rPr>
         <w:t>Innovation</w:t>
       </w:r>
-      <w:proofErr w:type="gramEnd"/>
       <w:r>
         <w:rPr>
           <w:rFonts w:ascii="Arial" w:hAnsi="Arial" w:cs="Arial"/>
@@ -303,7 +301,11 @@
     <w:sdt>
       <w:sdtPr>
         <w:rPr>
-          <w:lang w:val="es-ES"/>
+          <w:rFonts w:ascii="Courier New" w:eastAsia="Courier New" w:hAnsi="Courier New" w:cs="Courier New"/>
+          <w:color w:val="auto"/>
+          <w:sz w:val="22"/>
+          <w:szCs w:val="22"/>
+          <w:lang w:val="es-ES" w:eastAsia="en-US"/>
         </w:rPr>
         <w:id w:val="1309362577"/>
         <w:docPartObj>
@@ -313,13 +315,8 @@
       </w:sdtPr>
       <w:sdtEndPr>
         <w:rPr>
-          <w:rFonts w:ascii="Courier New" w:eastAsia="Courier New" w:hAnsi="Courier New" w:cs="Courier New"/>
           <w:b/>
           <w:bCs/>
-          <w:color w:val="auto"/>
-          <w:sz w:val="22"/>
-          <w:szCs w:val="22"/>
-          <w:lang w:eastAsia="en-US"/>
         </w:rPr>
       </w:sdtEndPr>
       <w:sdtContent>
@@ -2288,7 +2285,6 @@
               </w:rPr>
               <w:t xml:space="preserve"> </w:t>
             </w:r>
-            <w:proofErr w:type="gramStart"/>
             <w:r>
               <w:rPr>
                 <w:rFonts w:ascii="Arial" w:hAnsi="Arial" w:cs="Arial"/>
@@ -2314,7 +2310,6 @@
               <w:t>Workbench</w:t>
             </w:r>
             <w:proofErr w:type="spellEnd"/>
-            <w:proofErr w:type="gramEnd"/>
           </w:p>
         </w:tc>
       </w:tr>
@@ -5712,7 +5707,6 @@
               </w:rPr>
               <w:t>mysql-</w:t>
             </w:r>
-            <w:proofErr w:type="gramStart"/>
             <w:r>
               <w:rPr>
                 <w:rFonts w:ascii="Arial" w:hAnsi="Arial" w:cs="Arial"/>
@@ -5721,7 +5715,6 @@
               </w:rPr>
               <w:t>bin.*</w:t>
             </w:r>
-            <w:proofErr w:type="gramEnd"/>
           </w:p>
         </w:tc>
       </w:tr>
@@ -6699,9 +6692,10 @@
       <w:r>
         <w:rPr>
           <w:rFonts w:ascii="Arial" w:hAnsi="Arial" w:cs="Arial"/>
+          <w:noProof/>
         </w:rPr>
         <w:drawing>
-          <wp:anchor distT="0" distB="0" distL="114300" distR="114300" simplePos="0" relativeHeight="251745280" behindDoc="0" locked="0" layoutInCell="1" allowOverlap="1" wp14:anchorId="613D6E4F" wp14:editId="0BFF8C53">
+          <wp:anchor distT="0" distB="0" distL="114300" distR="114300" simplePos="0" relativeHeight="251745280" behindDoc="0" locked="0" layoutInCell="1" allowOverlap="1" wp14:anchorId="613D6E4F" wp14:editId="323B8094">
             <wp:simplePos x="0" y="0"/>
             <wp:positionH relativeFrom="column">
               <wp:posOffset>37042</wp:posOffset>
@@ -7660,57 +7654,13 @@
                                 <w:t xml:space="preserve"> </w:t>
                               </w:r>
                               <w:r>
-                                <w:t>fecha=%</w:t>
-                              </w:r>
-                              <w:proofErr w:type="gramStart"/>
-                              <w:r>
-                                <w:t>date:~</w:t>
-                              </w:r>
-                              <w:proofErr w:type="gramEnd"/>
-                              <w:r>
-                                <w:t>10,4%-%</w:t>
-                              </w:r>
-                              <w:proofErr w:type="gramStart"/>
-                              <w:r>
-                                <w:t>date:~</w:t>
-                              </w:r>
-                              <w:proofErr w:type="gramEnd"/>
-                              <w:r>
-                                <w:t>4,2%-</w:t>
+                                <w:t>fecha=%date:~10,4%-%date:~4,2%-</w:t>
                               </w:r>
                               <w:r>
                                 <w:rPr>
                                   <w:spacing w:val="-2"/>
                                 </w:rPr>
-                                <w:t>%</w:t>
-                              </w:r>
-                              <w:proofErr w:type="gramStart"/>
-                              <w:r>
-                                <w:rPr>
-                                  <w:spacing w:val="-2"/>
-                                </w:rPr>
-                                <w:t>date:~</w:t>
-                              </w:r>
-                              <w:proofErr w:type="gramEnd"/>
-                              <w:r>
-                                <w:rPr>
-                                  <w:spacing w:val="-2"/>
-                                </w:rPr>
-                                <w:t>7,2%_%</w:t>
-                              </w:r>
-                              <w:proofErr w:type="gramStart"/>
-                              <w:r>
-                                <w:rPr>
-                                  <w:spacing w:val="-2"/>
-                                </w:rPr>
-                                <w:t>time:~</w:t>
-                              </w:r>
-                              <w:proofErr w:type="gramEnd"/>
-                              <w:r>
-                                <w:rPr>
-                                  <w:spacing w:val="-2"/>
-                                </w:rPr>
-                                <w:t>0,2%%time:</w:t>
+                                <w:t>%date:~7,2%_%time:~0,2%%time:</w:t>
                               </w:r>
                             </w:p>
                             <w:p>
@@ -7721,21 +7671,7 @@
                                 <w:rPr>
                                   <w:spacing w:val="-2"/>
                                 </w:rPr>
-                                <w:t>~3,2%%</w:t>
-                              </w:r>
-                              <w:proofErr w:type="gramStart"/>
-                              <w:r>
-                                <w:rPr>
-                                  <w:spacing w:val="-2"/>
-                                </w:rPr>
-                                <w:t>time:~</w:t>
-                              </w:r>
-                              <w:proofErr w:type="gramEnd"/>
-                              <w:r>
-                                <w:rPr>
-                                  <w:spacing w:val="-2"/>
-                                </w:rPr>
-                                <w:t>6,2%</w:t>
+                                <w:t>~3,2%%time:~6,2%</w:t>
                               </w:r>
                             </w:p>
                             <w:p>
@@ -8156,57 +8092,13 @@
                           <w:t xml:space="preserve"> </w:t>
                         </w:r>
                         <w:r>
-                          <w:t>fecha=%</w:t>
-                        </w:r>
-                        <w:proofErr w:type="gramStart"/>
-                        <w:r>
-                          <w:t>date:~</w:t>
-                        </w:r>
-                        <w:proofErr w:type="gramEnd"/>
-                        <w:r>
-                          <w:t>10,4%-%</w:t>
-                        </w:r>
-                        <w:proofErr w:type="gramStart"/>
-                        <w:r>
-                          <w:t>date:~</w:t>
-                        </w:r>
-                        <w:proofErr w:type="gramEnd"/>
-                        <w:r>
-                          <w:t>4,2%-</w:t>
+                          <w:t>fecha=%date:~10,4%-%date:~4,2%-</w:t>
                         </w:r>
                         <w:r>
                           <w:rPr>
                             <w:spacing w:val="-2"/>
                           </w:rPr>
-                          <w:t>%</w:t>
-                        </w:r>
-                        <w:proofErr w:type="gramStart"/>
-                        <w:r>
-                          <w:rPr>
-                            <w:spacing w:val="-2"/>
-                          </w:rPr>
-                          <w:t>date:~</w:t>
-                        </w:r>
-                        <w:proofErr w:type="gramEnd"/>
-                        <w:r>
-                          <w:rPr>
-                            <w:spacing w:val="-2"/>
-                          </w:rPr>
-                          <w:t>7,2%_%</w:t>
-                        </w:r>
-                        <w:proofErr w:type="gramStart"/>
-                        <w:r>
-                          <w:rPr>
-                            <w:spacing w:val="-2"/>
-                          </w:rPr>
-                          <w:t>time:~</w:t>
-                        </w:r>
-                        <w:proofErr w:type="gramEnd"/>
-                        <w:r>
-                          <w:rPr>
-                            <w:spacing w:val="-2"/>
-                          </w:rPr>
-                          <w:t>0,2%%time:</w:t>
+                          <w:t>%date:~7,2%_%time:~0,2%%time:</w:t>
                         </w:r>
                       </w:p>
                       <w:p>
@@ -8217,21 +8109,7 @@
                           <w:rPr>
                             <w:spacing w:val="-2"/>
                           </w:rPr>
-                          <w:t>~3,2%%</w:t>
-                        </w:r>
-                        <w:proofErr w:type="gramStart"/>
-                        <w:r>
-                          <w:rPr>
-                            <w:spacing w:val="-2"/>
-                          </w:rPr>
-                          <w:t>time:~</w:t>
-                        </w:r>
-                        <w:proofErr w:type="gramEnd"/>
-                        <w:r>
-                          <w:rPr>
-                            <w:spacing w:val="-2"/>
-                          </w:rPr>
-                          <w:t>6,2%</w:t>
+                          <w:t>~3,2%%time:~6,2%</w:t>
                         </w:r>
                       </w:p>
                       <w:p>
@@ -9088,91 +8966,7 @@
         <w:rPr>
           <w:rFonts w:ascii="Arial" w:hAnsi="Arial" w:cs="Arial"/>
         </w:rPr>
-        <w:t>set fecha=%</w:t>
-      </w:r>
-      <w:proofErr w:type="gramStart"/>
-      <w:r>
-        <w:rPr>
-          <w:rFonts w:ascii="Arial" w:hAnsi="Arial" w:cs="Arial"/>
-        </w:rPr>
-        <w:t>date:~</w:t>
-      </w:r>
-      <w:proofErr w:type="gramEnd"/>
-      <w:r>
-        <w:rPr>
-          <w:rFonts w:ascii="Arial" w:hAnsi="Arial" w:cs="Arial"/>
-        </w:rPr>
-        <w:t>10,4%-%</w:t>
-      </w:r>
-      <w:proofErr w:type="gramStart"/>
-      <w:r>
-        <w:rPr>
-          <w:rFonts w:ascii="Arial" w:hAnsi="Arial" w:cs="Arial"/>
-        </w:rPr>
-        <w:t>date:~</w:t>
-      </w:r>
-      <w:proofErr w:type="gramEnd"/>
-      <w:r>
-        <w:rPr>
-          <w:rFonts w:ascii="Arial" w:hAnsi="Arial" w:cs="Arial"/>
-        </w:rPr>
-        <w:t>4,2%-%</w:t>
-      </w:r>
-      <w:proofErr w:type="gramStart"/>
-      <w:r>
-        <w:rPr>
-          <w:rFonts w:ascii="Arial" w:hAnsi="Arial" w:cs="Arial"/>
-        </w:rPr>
-        <w:t>date:~</w:t>
-      </w:r>
-      <w:proofErr w:type="gramEnd"/>
-      <w:r>
-        <w:rPr>
-          <w:rFonts w:ascii="Arial" w:hAnsi="Arial" w:cs="Arial"/>
-        </w:rPr>
-        <w:t>7,2% set hora=%</w:t>
-      </w:r>
-      <w:proofErr w:type="gramStart"/>
-      <w:r>
-        <w:rPr>
-          <w:rFonts w:ascii="Arial" w:hAnsi="Arial" w:cs="Arial"/>
-        </w:rPr>
-        <w:t>time:~</w:t>
-      </w:r>
-      <w:proofErr w:type="gramEnd"/>
-      <w:r>
-        <w:rPr>
-          <w:rFonts w:ascii="Arial" w:hAnsi="Arial" w:cs="Arial"/>
-        </w:rPr>
-        <w:t>0,2%%</w:t>
-      </w:r>
-      <w:proofErr w:type="gramStart"/>
-      <w:r>
-        <w:rPr>
-          <w:rFonts w:ascii="Arial" w:hAnsi="Arial" w:cs="Arial"/>
-        </w:rPr>
-        <w:t>time:~</w:t>
-      </w:r>
-      <w:proofErr w:type="gramEnd"/>
-      <w:r>
-        <w:rPr>
-          <w:rFonts w:ascii="Arial" w:hAnsi="Arial" w:cs="Arial"/>
-        </w:rPr>
-        <w:t>3,2%%</w:t>
-      </w:r>
-      <w:proofErr w:type="gramStart"/>
-      <w:r>
-        <w:rPr>
-          <w:rFonts w:ascii="Arial" w:hAnsi="Arial" w:cs="Arial"/>
-        </w:rPr>
-        <w:t>time:~</w:t>
-      </w:r>
-      <w:proofErr w:type="gramEnd"/>
-      <w:r>
-        <w:rPr>
-          <w:rFonts w:ascii="Arial" w:hAnsi="Arial" w:cs="Arial"/>
-        </w:rPr>
-        <w:t>6,2%</w:t>
+        <w:t>set fecha=%date:~10,4%-%date:~4,2%-%date:~7,2% set hora=%time:~0,2%%time:~3,2%%time:~6,2%</w:t>
       </w:r>
     </w:p>
     <w:p>
@@ -9427,49 +9221,7 @@
         <w:rPr>
           <w:rFonts w:ascii="Arial" w:hAnsi="Arial" w:cs="Arial"/>
         </w:rPr>
-        <w:t xml:space="preserve"> -e "</w:t>
-      </w:r>
-      <w:proofErr w:type="gramStart"/>
-      <w:r>
-        <w:rPr>
-          <w:rFonts w:ascii="Arial" w:hAnsi="Arial" w:cs="Arial"/>
-        </w:rPr>
-        <w:t>SHOW</w:t>
-      </w:r>
-      <w:proofErr w:type="gramEnd"/>
-      <w:r>
-        <w:rPr>
-          <w:rFonts w:ascii="Arial" w:hAnsi="Arial" w:cs="Arial"/>
-        </w:rPr>
-        <w:t xml:space="preserve"> </w:t>
-      </w:r>
-      <w:proofErr w:type="gramStart"/>
-      <w:r>
-        <w:rPr>
-          <w:rFonts w:ascii="Arial" w:hAnsi="Arial" w:cs="Arial"/>
-        </w:rPr>
-        <w:t>MASTER</w:t>
-      </w:r>
-      <w:proofErr w:type="gramEnd"/>
-      <w:r>
-        <w:rPr>
-          <w:rFonts w:ascii="Arial" w:hAnsi="Arial" w:cs="Arial"/>
-        </w:rPr>
-        <w:t xml:space="preserve"> </w:t>
-      </w:r>
-      <w:proofErr w:type="gramStart"/>
-      <w:r>
-        <w:rPr>
-          <w:rFonts w:ascii="Arial" w:hAnsi="Arial" w:cs="Arial"/>
-        </w:rPr>
-        <w:t>STATUS</w:t>
-      </w:r>
-      <w:proofErr w:type="gramEnd"/>
-      <w:r>
-        <w:rPr>
-          <w:rFonts w:ascii="Arial" w:hAnsi="Arial" w:cs="Arial"/>
-        </w:rPr>
-        <w:t>\\G" 2^&gt;</w:t>
+        <w:t xml:space="preserve"> -e "SHOW MASTER STATUS\\G" 2^&gt;</w:t>
       </w:r>
       <w:proofErr w:type="spellStart"/>
       <w:r>
@@ -12969,6 +12721,7 @@
         <w:rPr>
           <w:rFonts w:ascii="Arial" w:hAnsi="Arial" w:cs="Arial"/>
           <w:b/>
+          <w:noProof/>
           <w:spacing w:val="17"/>
           <w:sz w:val="25"/>
         </w:rPr>
@@ -13295,31 +13048,7 @@
                                   <w:spacing w:val="-2"/>
                                   <w:sz w:val="15"/>
                                 </w:rPr>
-                                <w:t>I</w:t>
-                              </w:r>
-                              <w:r>
-                                <w:rPr>
-                                  <w:color w:val="EB5757"/>
-                                  <w:spacing w:val="-2"/>
-                                  <w:sz w:val="15"/>
-                                </w:rPr>
-                                <w:t>nnovation</w:t>
-                              </w:r>
-                              <w:r>
-                                <w:rPr>
-                                  <w:color w:val="EB5757"/>
-                                  <w:spacing w:val="-2"/>
-                                  <w:sz w:val="15"/>
-                                </w:rPr>
-                                <w:t>_</w:t>
-                              </w:r>
-                              <w:r>
-                                <w:rPr>
-                                  <w:color w:val="EB5757"/>
-                                  <w:spacing w:val="-2"/>
-                                  <w:sz w:val="15"/>
-                                </w:rPr>
-                                <w:t>fusion</w:t>
+                                <w:t>Innovation_fusion</w:t>
                               </w:r>
                               <w:proofErr w:type="spellEnd"/>
                             </w:p>
@@ -13360,31 +13089,7 @@
                             <w:spacing w:val="-2"/>
                             <w:sz w:val="15"/>
                           </w:rPr>
-                          <w:t>I</w:t>
-                        </w:r>
-                        <w:r>
-                          <w:rPr>
-                            <w:color w:val="EB5757"/>
-                            <w:spacing w:val="-2"/>
-                            <w:sz w:val="15"/>
-                          </w:rPr>
-                          <w:t>nnovation</w:t>
-                        </w:r>
-                        <w:r>
-                          <w:rPr>
-                            <w:color w:val="EB5757"/>
-                            <w:spacing w:val="-2"/>
-                            <w:sz w:val="15"/>
-                          </w:rPr>
-                          <w:t>_</w:t>
-                        </w:r>
-                        <w:r>
-                          <w:rPr>
-                            <w:color w:val="EB5757"/>
-                            <w:spacing w:val="-2"/>
-                            <w:sz w:val="15"/>
-                          </w:rPr>
-                          <w:t>fusion</w:t>
+                          <w:t>Innovation_fusion</w:t>
                         </w:r>
                         <w:proofErr w:type="spellEnd"/>
                       </w:p>
@@ -14159,6 +13864,7 @@
         <w:rPr>
           <w:rFonts w:ascii="Arial" w:hAnsi="Arial" w:cs="Arial"/>
           <w:b/>
+          <w:noProof/>
           <w:spacing w:val="17"/>
           <w:sz w:val="25"/>
         </w:rPr>
@@ -14314,6 +14020,7 @@
         <w:rPr>
           <w:rFonts w:ascii="Arial" w:hAnsi="Arial" w:cs="Arial"/>
           <w:b/>
+          <w:noProof/>
           <w:sz w:val="25"/>
         </w:rPr>
         <w:drawing>
@@ -15623,11 +15330,12 @@
         <w:rPr>
           <w:rFonts w:ascii="Arial" w:hAnsi="Arial" w:cs="Arial"/>
           <w:b/>
+          <w:noProof/>
           <w:spacing w:val="17"/>
           <w:sz w:val="25"/>
         </w:rPr>
         <w:drawing>
-          <wp:anchor distT="0" distB="0" distL="114300" distR="114300" simplePos="0" relativeHeight="251726848" behindDoc="0" locked="0" layoutInCell="1" allowOverlap="1" wp14:anchorId="7032803D" wp14:editId="55FB6CE5">
+          <wp:anchor distT="0" distB="0" distL="114300" distR="114300" simplePos="0" relativeHeight="251726848" behindDoc="0" locked="0" layoutInCell="1" allowOverlap="1" wp14:anchorId="7032803D" wp14:editId="3D66F7C1">
             <wp:simplePos x="0" y="0"/>
             <wp:positionH relativeFrom="column">
               <wp:posOffset>546966</wp:posOffset>
@@ -17151,6 +16859,7 @@
         <w:rPr>
           <w:rFonts w:ascii="Arial" w:hAnsi="Arial" w:cs="Arial"/>
           <w:b/>
+          <w:noProof/>
           <w:spacing w:val="18"/>
           <w:sz w:val="25"/>
         </w:rPr>
@@ -17668,6 +17377,7 @@
         <w:rPr>
           <w:rFonts w:ascii="Arial" w:hAnsi="Arial" w:cs="Arial"/>
           <w:b/>
+          <w:noProof/>
           <w:spacing w:val="16"/>
           <w:sz w:val="25"/>
         </w:rPr>
@@ -19748,6 +19458,7 @@
         <w:rPr>
           <w:rFonts w:ascii="Arial" w:hAnsi="Arial" w:cs="Arial"/>
           <w:b/>
+          <w:noProof/>
           <w:w w:val="90"/>
           <w:sz w:val="25"/>
         </w:rPr>
@@ -20065,129 +19776,6 @@
         </w:rPr>
         <w:t xml:space="preserve"> </w:t>
       </w:r>
-      <w:r>
-        <w:rPr>
-          <w:rFonts w:ascii="Arial" w:hAnsi="Arial" w:cs="Arial"/>
-          <w:b/>
-          <w:w w:val="90"/>
-          <w:sz w:val="25"/>
-        </w:rPr>
-        <w:t>IMAGEN</w:t>
-      </w:r>
-      <w:r>
-        <w:rPr>
-          <w:rFonts w:ascii="Arial" w:hAnsi="Arial" w:cs="Arial"/>
-          <w:b/>
-          <w:spacing w:val="63"/>
-          <w:sz w:val="25"/>
-        </w:rPr>
-        <w:t xml:space="preserve"> </w:t>
-      </w:r>
-      <w:r>
-        <w:rPr>
-          <w:rFonts w:ascii="Arial" w:hAnsi="Arial" w:cs="Arial"/>
-          <w:b/>
-          <w:w w:val="90"/>
-          <w:sz w:val="25"/>
-        </w:rPr>
-        <w:t>Captura</w:t>
-      </w:r>
-      <w:r>
-        <w:rPr>
-          <w:rFonts w:ascii="Arial" w:hAnsi="Arial" w:cs="Arial"/>
-          <w:b/>
-          <w:spacing w:val="-8"/>
-          <w:w w:val="90"/>
-          <w:sz w:val="25"/>
-        </w:rPr>
-        <w:t xml:space="preserve"> </w:t>
-      </w:r>
-      <w:r>
-        <w:rPr>
-          <w:rFonts w:ascii="Arial" w:hAnsi="Arial" w:cs="Arial"/>
-          <w:b/>
-          <w:w w:val="90"/>
-          <w:sz w:val="25"/>
-        </w:rPr>
-        <w:t>del</w:t>
-      </w:r>
-      <w:r>
-        <w:rPr>
-          <w:rFonts w:ascii="Arial" w:hAnsi="Arial" w:cs="Arial"/>
-          <w:b/>
-          <w:spacing w:val="-8"/>
-          <w:w w:val="90"/>
-          <w:sz w:val="25"/>
-        </w:rPr>
-        <w:t xml:space="preserve"> </w:t>
-      </w:r>
-      <w:r>
-        <w:rPr>
-          <w:rFonts w:ascii="Arial" w:hAnsi="Arial" w:cs="Arial"/>
-          <w:b/>
-          <w:w w:val="90"/>
-          <w:sz w:val="25"/>
-        </w:rPr>
-        <w:t>mensaje</w:t>
-      </w:r>
-      <w:r>
-        <w:rPr>
-          <w:rFonts w:ascii="Arial" w:hAnsi="Arial" w:cs="Arial"/>
-          <w:b/>
-          <w:spacing w:val="-7"/>
-          <w:w w:val="90"/>
-          <w:sz w:val="25"/>
-        </w:rPr>
-        <w:t xml:space="preserve"> </w:t>
-      </w:r>
-      <w:r>
-        <w:rPr>
-          <w:rFonts w:ascii="Arial" w:hAnsi="Arial" w:cs="Arial"/>
-          <w:b/>
-          <w:w w:val="90"/>
-          <w:sz w:val="25"/>
-        </w:rPr>
-        <w:t>de</w:t>
-      </w:r>
-      <w:r>
-        <w:rPr>
-          <w:rFonts w:ascii="Arial" w:hAnsi="Arial" w:cs="Arial"/>
-          <w:b/>
-          <w:spacing w:val="-8"/>
-          <w:w w:val="90"/>
-          <w:sz w:val="25"/>
-        </w:rPr>
-        <w:t xml:space="preserve"> </w:t>
-      </w:r>
-      <w:r>
-        <w:rPr>
-          <w:rFonts w:ascii="Arial" w:hAnsi="Arial" w:cs="Arial"/>
-          <w:b/>
-          <w:w w:val="90"/>
-          <w:sz w:val="25"/>
-        </w:rPr>
-        <w:t>ejecución</w:t>
-      </w:r>
-      <w:r>
-        <w:rPr>
-          <w:rFonts w:ascii="Arial" w:hAnsi="Arial" w:cs="Arial"/>
-          <w:b/>
-          <w:spacing w:val="-8"/>
-          <w:w w:val="90"/>
-          <w:sz w:val="25"/>
-        </w:rPr>
-        <w:t xml:space="preserve"> </w:t>
-      </w:r>
-      <w:r>
-        <w:rPr>
-          <w:rFonts w:ascii="Arial" w:hAnsi="Arial" w:cs="Arial"/>
-          <w:b/>
-          <w:spacing w:val="-2"/>
-          <w:w w:val="90"/>
-          <w:sz w:val="25"/>
-        </w:rPr>
-        <w:t>completada]</w:t>
-      </w:r>
     </w:p>
     <w:p>
       <w:pPr>
@@ -20214,6 +19802,7 @@
         <w:rPr>
           <w:rFonts w:ascii="Arial" w:hAnsi="Arial" w:cs="Arial"/>
           <w:b/>
+          <w:noProof/>
         </w:rPr>
         <w:drawing>
           <wp:inline distT="0" distB="0" distL="0" distR="0" wp14:anchorId="796EEF2C" wp14:editId="2FDA5A41">
@@ -20691,15 +20280,7 @@
                                 <w:t xml:space="preserve"> </w:t>
                               </w:r>
                               <w:r>
-                                <w:t xml:space="preserve">tablas </w:t>
-                              </w:r>
-                              <w:proofErr w:type="gramStart"/>
-                              <w:r>
-                                <w:t>SHOW</w:t>
-                              </w:r>
-                              <w:proofErr w:type="gramEnd"/>
-                              <w:r>
-                                <w:t xml:space="preserve"> TABLES;</w:t>
+                                <w:t>tablas SHOW TABLES;</w:t>
                               </w:r>
                             </w:p>
                           </w:txbxContent>
@@ -20773,15 +20354,7 @@
                           <w:t xml:space="preserve"> </w:t>
                         </w:r>
                         <w:r>
-                          <w:t xml:space="preserve">tablas </w:t>
-                        </w:r>
-                        <w:proofErr w:type="gramStart"/>
-                        <w:r>
-                          <w:t>SHOW</w:t>
-                        </w:r>
-                        <w:proofErr w:type="gramEnd"/>
-                        <w:r>
-                          <w:t xml:space="preserve"> TABLES;</w:t>
+                          <w:t>tablas SHOW TABLES;</w:t>
                         </w:r>
                       </w:p>
                     </w:txbxContent>
@@ -20817,6 +20390,7 @@
         <w:rPr>
           <w:rFonts w:ascii="Arial" w:hAnsi="Arial" w:cs="Arial"/>
           <w:b/>
+          <w:noProof/>
           <w:spacing w:val="16"/>
           <w:sz w:val="25"/>
         </w:rPr>
@@ -21045,15 +20619,7 @@
                                 <w:ind w:left="221" w:right="1842"/>
                               </w:pPr>
                               <w:r>
-                                <w:t xml:space="preserve">SELECT </w:t>
-                              </w:r>
-                              <w:proofErr w:type="gramStart"/>
-                              <w:r>
-                                <w:t>COUNT(</w:t>
-                              </w:r>
-                              <w:proofErr w:type="gramEnd"/>
-                              <w:r>
-                                <w:t xml:space="preserve">*) AS </w:t>
+                                <w:t xml:space="preserve">SELECT COUNT(*) AS </w:t>
                               </w:r>
                               <w:proofErr w:type="spellStart"/>
                               <w:r>
@@ -21061,15 +20627,7 @@
                               </w:r>
                               <w:proofErr w:type="spellEnd"/>
                               <w:r>
-                                <w:t xml:space="preserve"> FROM Usuario; SELECT </w:t>
-                              </w:r>
-                              <w:proofErr w:type="gramStart"/>
-                              <w:r>
-                                <w:t>COUNT(</w:t>
-                              </w:r>
-                              <w:proofErr w:type="gramEnd"/>
-                              <w:r>
-                                <w:t xml:space="preserve">*) AS </w:t>
+                                <w:t xml:space="preserve"> FROM Usuario; SELECT COUNT(*) AS </w:t>
                               </w:r>
                               <w:proofErr w:type="spellStart"/>
                               <w:r>
@@ -21077,15 +20635,7 @@
                               </w:r>
                               <w:proofErr w:type="spellEnd"/>
                               <w:r>
-                                <w:t xml:space="preserve"> FROM Producto; SELECT </w:t>
-                              </w:r>
-                              <w:proofErr w:type="gramStart"/>
-                              <w:r>
-                                <w:t>COUNT(</w:t>
-                              </w:r>
-                              <w:proofErr w:type="gramEnd"/>
-                              <w:r>
-                                <w:t xml:space="preserve">*) AS </w:t>
+                                <w:t xml:space="preserve"> FROM Producto; SELECT COUNT(*) AS </w:t>
                               </w:r>
                               <w:proofErr w:type="spellStart"/>
                               <w:r>
@@ -21162,15 +20712,7 @@
                           <w:ind w:left="221" w:right="1842"/>
                         </w:pPr>
                         <w:r>
-                          <w:t xml:space="preserve">SELECT </w:t>
-                        </w:r>
-                        <w:proofErr w:type="gramStart"/>
-                        <w:r>
-                          <w:t>COUNT(</w:t>
-                        </w:r>
-                        <w:proofErr w:type="gramEnd"/>
-                        <w:r>
-                          <w:t xml:space="preserve">*) AS </w:t>
+                          <w:t xml:space="preserve">SELECT COUNT(*) AS </w:t>
                         </w:r>
                         <w:proofErr w:type="spellStart"/>
                         <w:r>
@@ -21178,15 +20720,7 @@
                         </w:r>
                         <w:proofErr w:type="spellEnd"/>
                         <w:r>
-                          <w:t xml:space="preserve"> FROM Usuario; SELECT </w:t>
-                        </w:r>
-                        <w:proofErr w:type="gramStart"/>
-                        <w:r>
-                          <w:t>COUNT(</w:t>
-                        </w:r>
-                        <w:proofErr w:type="gramEnd"/>
-                        <w:r>
-                          <w:t xml:space="preserve">*) AS </w:t>
+                          <w:t xml:space="preserve"> FROM Usuario; SELECT COUNT(*) AS </w:t>
                         </w:r>
                         <w:proofErr w:type="spellStart"/>
                         <w:r>
@@ -21194,15 +20728,7 @@
                         </w:r>
                         <w:proofErr w:type="spellEnd"/>
                         <w:r>
-                          <w:t xml:space="preserve"> FROM Producto; SELECT </w:t>
-                        </w:r>
-                        <w:proofErr w:type="gramStart"/>
-                        <w:r>
-                          <w:t>COUNT(</w:t>
-                        </w:r>
-                        <w:proofErr w:type="gramEnd"/>
-                        <w:r>
-                          <w:t xml:space="preserve">*) AS </w:t>
+                          <w:t xml:space="preserve"> FROM Producto; SELECT COUNT(*) AS </w:t>
                         </w:r>
                         <w:proofErr w:type="spellStart"/>
                         <w:r>
@@ -21246,6 +20772,7 @@
         <w:rPr>
           <w:rFonts w:ascii="Arial" w:hAnsi="Arial" w:cs="Arial"/>
           <w:b/>
+          <w:noProof/>
           <w:w w:val="90"/>
           <w:sz w:val="25"/>
         </w:rPr>
@@ -21300,6 +20827,7 @@
         <w:rPr>
           <w:rFonts w:ascii="Arial" w:hAnsi="Arial" w:cs="Arial"/>
           <w:b/>
+          <w:noProof/>
           <w:sz w:val="10"/>
         </w:rPr>
         <w:drawing>
@@ -25627,11 +25155,9 @@
                                 <w:spacing w:before="1"/>
                                 <w:ind w:left="221"/>
                               </w:pPr>
-                              <w:proofErr w:type="gramStart"/>
                               <w:r>
                                 <w:t>SHOW</w:t>
                               </w:r>
-                              <w:proofErr w:type="gramEnd"/>
                               <w:r>
                                 <w:rPr>
                                   <w:spacing w:val="1"/>
@@ -25706,11 +25232,9 @@
                           <w:spacing w:before="1"/>
                           <w:ind w:left="221"/>
                         </w:pPr>
-                        <w:proofErr w:type="gramStart"/>
                         <w:r>
                           <w:t>SHOW</w:t>
                         </w:r>
-                        <w:proofErr w:type="gramEnd"/>
                         <w:r>
                           <w:rPr>
                             <w:spacing w:val="1"/>
@@ -25959,15 +25483,7 @@
                                 <w:ind w:left="221" w:right="4219"/>
                               </w:pPr>
                               <w:r>
-                                <w:t xml:space="preserve">SELECT </w:t>
-                              </w:r>
-                              <w:proofErr w:type="gramStart"/>
-                              <w:r>
-                                <w:t>COUNT(</w:t>
-                              </w:r>
-                              <w:proofErr w:type="gramEnd"/>
-                              <w:r>
-                                <w:t>*) FROM Usuario; SELECT</w:t>
+                                <w:t>SELECT COUNT(*) FROM Usuario; SELECT</w:t>
                               </w:r>
                               <w:r>
                                 <w:rPr>
@@ -25975,13 +25491,8 @@
                                 </w:rPr>
                                 <w:t xml:space="preserve"> </w:t>
                               </w:r>
-                              <w:proofErr w:type="gramStart"/>
                               <w:r>
-                                <w:t>COUNT(</w:t>
-                              </w:r>
-                              <w:proofErr w:type="gramEnd"/>
-                              <w:r>
-                                <w:t>*)</w:t>
+                                <w:t>COUNT(*)</w:t>
                               </w:r>
                               <w:r>
                                 <w:rPr>
@@ -25999,15 +25510,7 @@
                                 <w:t xml:space="preserve"> </w:t>
                               </w:r>
                               <w:r>
-                                <w:t xml:space="preserve">Producto; SELECT </w:t>
-                              </w:r>
-                              <w:proofErr w:type="gramStart"/>
-                              <w:r>
-                                <w:t>COUNT(</w:t>
-                              </w:r>
-                              <w:proofErr w:type="gramEnd"/>
-                              <w:r>
-                                <w:t>*) FROM Stock;</w:t>
+                                <w:t>Producto; SELECT COUNT(*) FROM Stock;</w:t>
                               </w:r>
                             </w:p>
                           </w:txbxContent>
@@ -26046,15 +25549,7 @@
                           <w:ind w:left="221" w:right="4219"/>
                         </w:pPr>
                         <w:r>
-                          <w:t xml:space="preserve">SELECT </w:t>
-                        </w:r>
-                        <w:proofErr w:type="gramStart"/>
-                        <w:r>
-                          <w:t>COUNT(</w:t>
-                        </w:r>
-                        <w:proofErr w:type="gramEnd"/>
-                        <w:r>
-                          <w:t>*) FROM Usuario; SELECT</w:t>
+                          <w:t>SELECT COUNT(*) FROM Usuario; SELECT</w:t>
                         </w:r>
                         <w:r>
                           <w:rPr>
@@ -26062,13 +25557,8 @@
                           </w:rPr>
                           <w:t xml:space="preserve"> </w:t>
                         </w:r>
-                        <w:proofErr w:type="gramStart"/>
                         <w:r>
-                          <w:t>COUNT(</w:t>
-                        </w:r>
-                        <w:proofErr w:type="gramEnd"/>
-                        <w:r>
-                          <w:t>*)</w:t>
+                          <w:t>COUNT(*)</w:t>
                         </w:r>
                         <w:r>
                           <w:rPr>
@@ -26086,15 +25576,7 @@
                           <w:t xml:space="preserve"> </w:t>
                         </w:r>
                         <w:r>
-                          <w:t xml:space="preserve">Producto; SELECT </w:t>
-                        </w:r>
-                        <w:proofErr w:type="gramStart"/>
-                        <w:r>
-                          <w:t>COUNT(</w:t>
-                        </w:r>
-                        <w:proofErr w:type="gramEnd"/>
-                        <w:r>
-                          <w:t>*) FROM Stock;</w:t>
+                          <w:t>Producto; SELECT COUNT(*) FROM Stock;</w:t>
                         </w:r>
                       </w:p>
                     </w:txbxContent>
@@ -26305,11 +25787,9 @@
                                 <w:spacing w:before="1"/>
                                 <w:ind w:left="221"/>
                               </w:pPr>
-                              <w:proofErr w:type="gramStart"/>
                               <w:r>
                                 <w:t>SHOW</w:t>
                               </w:r>
-                              <w:proofErr w:type="gramEnd"/>
                               <w:r>
                                 <w:rPr>
                                   <w:spacing w:val="1"/>
@@ -26390,11 +25870,9 @@
                           <w:spacing w:before="1"/>
                           <w:ind w:left="221"/>
                         </w:pPr>
-                        <w:proofErr w:type="gramStart"/>
                         <w:r>
                           <w:t>SHOW</w:t>
                         </w:r>
-                        <w:proofErr w:type="gramEnd"/>
                         <w:r>
                           <w:rPr>
                             <w:spacing w:val="1"/>
@@ -27089,21 +26567,7 @@
         <w:rPr>
           <w:rFonts w:ascii="Arial" w:hAnsi="Arial" w:cs="Arial"/>
         </w:rPr>
-        <w:t xml:space="preserve"> -p -e "</w:t>
-      </w:r>
-      <w:proofErr w:type="gramStart"/>
-      <w:r>
-        <w:rPr>
-          <w:rFonts w:ascii="Arial" w:hAnsi="Arial" w:cs="Arial"/>
-        </w:rPr>
-        <w:t>SHOW</w:t>
-      </w:r>
-      <w:proofErr w:type="gramEnd"/>
-      <w:r>
-        <w:rPr>
-          <w:rFonts w:ascii="Arial" w:hAnsi="Arial" w:cs="Arial"/>
-        </w:rPr>
-        <w:t xml:space="preserve"> VARIABLES LIKE '</w:t>
+        <w:t xml:space="preserve"> -p -e "SHOW VARIABLES LIKE '</w:t>
       </w:r>
       <w:proofErr w:type="spellStart"/>
       <w:r>
@@ -27120,7 +26584,6 @@
         <w:t xml:space="preserve">';" Enter </w:t>
       </w:r>
       <w:proofErr w:type="spellStart"/>
-      <w:proofErr w:type="gramStart"/>
       <w:r>
         <w:rPr>
           <w:rFonts w:ascii="Arial" w:hAnsi="Arial" w:cs="Arial"/>
@@ -27128,7 +26591,6 @@
         <w:t>password</w:t>
       </w:r>
       <w:proofErr w:type="spellEnd"/>
-      <w:proofErr w:type="gramEnd"/>
       <w:r>
         <w:rPr>
           <w:rFonts w:ascii="Arial" w:hAnsi="Arial" w:cs="Arial"/>
@@ -27846,58 +27308,14 @@
         <w:rPr>
           <w:rFonts w:ascii="Arial" w:hAnsi="Arial" w:cs="Arial"/>
         </w:rPr>
-        <w:t>fecha=%</w:t>
-      </w:r>
-      <w:proofErr w:type="gramStart"/>
-      <w:r>
-        <w:rPr>
-          <w:rFonts w:ascii="Arial" w:hAnsi="Arial" w:cs="Arial"/>
-        </w:rPr>
-        <w:t>date:~</w:t>
-      </w:r>
-      <w:proofErr w:type="gramEnd"/>
-      <w:r>
-        <w:rPr>
-          <w:rFonts w:ascii="Arial" w:hAnsi="Arial" w:cs="Arial"/>
-        </w:rPr>
-        <w:t>10,4%-%</w:t>
-      </w:r>
-      <w:proofErr w:type="gramStart"/>
-      <w:r>
-        <w:rPr>
-          <w:rFonts w:ascii="Arial" w:hAnsi="Arial" w:cs="Arial"/>
-        </w:rPr>
-        <w:t>date:~</w:t>
-      </w:r>
-      <w:proofErr w:type="gramEnd"/>
-      <w:r>
-        <w:rPr>
-          <w:rFonts w:ascii="Arial" w:hAnsi="Arial" w:cs="Arial"/>
-        </w:rPr>
-        <w:t>4,2%-</w:t>
+        <w:t>fecha=%date:~10,4%-%date:~4,2%-</w:t>
       </w:r>
       <w:r>
         <w:rPr>
           <w:rFonts w:ascii="Arial" w:hAnsi="Arial" w:cs="Arial"/>
           <w:spacing w:val="-2"/>
         </w:rPr>
-        <w:t>%</w:t>
-      </w:r>
-      <w:proofErr w:type="gramStart"/>
-      <w:r>
-        <w:rPr>
-          <w:rFonts w:ascii="Arial" w:hAnsi="Arial" w:cs="Arial"/>
-          <w:spacing w:val="-2"/>
-        </w:rPr>
-        <w:t>date:~</w:t>
-      </w:r>
-      <w:proofErr w:type="gramEnd"/>
-      <w:r>
-        <w:rPr>
-          <w:rFonts w:ascii="Arial" w:hAnsi="Arial" w:cs="Arial"/>
-          <w:spacing w:val="-2"/>
-        </w:rPr>
-        <w:t>7,2%</w:t>
+        <w:t>%date:~7,2%</w:t>
       </w:r>
     </w:p>
     <w:p>
@@ -27939,55 +27357,7 @@
           <w:rFonts w:ascii="Arial" w:hAnsi="Arial" w:cs="Arial"/>
           <w:spacing w:val="-2"/>
         </w:rPr>
-        <w:t>hora=%</w:t>
-      </w:r>
-      <w:proofErr w:type="gramStart"/>
-      <w:r>
-        <w:rPr>
-          <w:rFonts w:ascii="Arial" w:hAnsi="Arial" w:cs="Arial"/>
-          <w:spacing w:val="-2"/>
-        </w:rPr>
-        <w:t>time:~</w:t>
-      </w:r>
-      <w:proofErr w:type="gramEnd"/>
-      <w:r>
-        <w:rPr>
-          <w:rFonts w:ascii="Arial" w:hAnsi="Arial" w:cs="Arial"/>
-          <w:spacing w:val="-2"/>
-        </w:rPr>
-        <w:t>0,2%%</w:t>
-      </w:r>
-      <w:proofErr w:type="gramStart"/>
-      <w:r>
-        <w:rPr>
-          <w:rFonts w:ascii="Arial" w:hAnsi="Arial" w:cs="Arial"/>
-          <w:spacing w:val="-2"/>
-        </w:rPr>
-        <w:t>time:~</w:t>
-      </w:r>
-      <w:proofErr w:type="gramEnd"/>
-      <w:r>
-        <w:rPr>
-          <w:rFonts w:ascii="Arial" w:hAnsi="Arial" w:cs="Arial"/>
-          <w:spacing w:val="-2"/>
-        </w:rPr>
-        <w:t>3,2%%</w:t>
-      </w:r>
-      <w:proofErr w:type="gramStart"/>
-      <w:r>
-        <w:rPr>
-          <w:rFonts w:ascii="Arial" w:hAnsi="Arial" w:cs="Arial"/>
-          <w:spacing w:val="-2"/>
-        </w:rPr>
-        <w:t>time:~</w:t>
-      </w:r>
-      <w:proofErr w:type="gramEnd"/>
-      <w:r>
-        <w:rPr>
-          <w:rFonts w:ascii="Arial" w:hAnsi="Arial" w:cs="Arial"/>
-          <w:spacing w:val="-2"/>
-        </w:rPr>
-        <w:t>6,2%</w:t>
+        <w:t>hora=%time:~0,2%%time:~3,2%%time:~6,2%</w:t>
       </w:r>
     </w:p>
     <w:p>
@@ -28493,49 +27863,7 @@
         <w:rPr>
           <w:rFonts w:ascii="Arial" w:hAnsi="Arial" w:cs="Arial"/>
         </w:rPr>
-        <w:t xml:space="preserve"> -e "</w:t>
-      </w:r>
-      <w:proofErr w:type="gramStart"/>
-      <w:r>
-        <w:rPr>
-          <w:rFonts w:ascii="Arial" w:hAnsi="Arial" w:cs="Arial"/>
-        </w:rPr>
-        <w:t>SHOW</w:t>
-      </w:r>
-      <w:proofErr w:type="gramEnd"/>
-      <w:r>
-        <w:rPr>
-          <w:rFonts w:ascii="Arial" w:hAnsi="Arial" w:cs="Arial"/>
-        </w:rPr>
-        <w:t xml:space="preserve"> </w:t>
-      </w:r>
-      <w:proofErr w:type="gramStart"/>
-      <w:r>
-        <w:rPr>
-          <w:rFonts w:ascii="Arial" w:hAnsi="Arial" w:cs="Arial"/>
-        </w:rPr>
-        <w:t>MASTER</w:t>
-      </w:r>
-      <w:proofErr w:type="gramEnd"/>
-      <w:r>
-        <w:rPr>
-          <w:rFonts w:ascii="Arial" w:hAnsi="Arial" w:cs="Arial"/>
-        </w:rPr>
-        <w:t xml:space="preserve"> </w:t>
-      </w:r>
-      <w:proofErr w:type="gramStart"/>
-      <w:r>
-        <w:rPr>
-          <w:rFonts w:ascii="Arial" w:hAnsi="Arial" w:cs="Arial"/>
-        </w:rPr>
-        <w:t>STATUS</w:t>
-      </w:r>
-      <w:proofErr w:type="gramEnd"/>
-      <w:r>
-        <w:rPr>
-          <w:rFonts w:ascii="Arial" w:hAnsi="Arial" w:cs="Arial"/>
-        </w:rPr>
-        <w:t>\\G" 2^&gt;</w:t>
+        <w:t xml:space="preserve"> -e "SHOW MASTER STATUS\\G" 2^&gt;</w:t>
       </w:r>
       <w:proofErr w:type="spellStart"/>
       <w:r>
@@ -29070,21 +28398,7 @@
         <w:rPr>
           <w:rFonts w:ascii="Arial" w:hAnsi="Arial" w:cs="Arial"/>
         </w:rPr>
-        <w:t xml:space="preserve">-b </w:t>
-      </w:r>
-      <w:proofErr w:type="gramStart"/>
-      <w:r>
-        <w:rPr>
-          <w:rFonts w:ascii="Arial" w:hAnsi="Arial" w:cs="Arial"/>
-        </w:rPr>
-        <w:t>in.*</w:t>
-      </w:r>
-      <w:proofErr w:type="gramEnd"/>
-      <w:r>
-        <w:rPr>
-          <w:rFonts w:ascii="Arial" w:hAnsi="Arial" w:cs="Arial"/>
-        </w:rPr>
-        <w:t>" "C:\\BackupsDiarios\\binlogs\\" 2&gt;</w:t>
+        <w:t>-b in.*" "C:\\BackupsDiarios\\binlogs\\" 2&gt;</w:t>
       </w:r>
       <w:proofErr w:type="spellStart"/>
       <w:r>
@@ -29499,14 +28813,7 @@
         <w:rPr>
           <w:rFonts w:ascii="Arial" w:hAnsi="Arial" w:cs="Arial"/>
         </w:rPr>
-        <w:t>&gt;</w:t>
-      </w:r>
-      <w:proofErr w:type="gramStart"/>
-      <w:r>
-        <w:rPr>
-          <w:rFonts w:ascii="Arial" w:hAnsi="Arial" w:cs="Arial"/>
-        </w:rPr>
-        <w:t>&gt;</w:t>
+        <w:t>&gt;&gt;</w:t>
       </w:r>
       <w:r>
         <w:rPr>
@@ -29519,14 +28826,7 @@
         <w:rPr>
           <w:rFonts w:ascii="Arial" w:hAnsi="Arial" w:cs="Arial"/>
         </w:rPr>
-        <w:t>echo</w:t>
-      </w:r>
-      <w:proofErr w:type="gramEnd"/>
-      <w:r>
-        <w:rPr>
-          <w:rFonts w:ascii="Arial" w:hAnsi="Arial" w:cs="Arial"/>
-        </w:rPr>
-        <w:t xml:space="preserve"> [%date% %time%] </w:t>
+        <w:t xml:space="preserve">echo [%date% %time%] </w:t>
       </w:r>
       <w:proofErr w:type="spellStart"/>
       <w:r>
@@ -29762,14 +29062,7 @@
         <w:rPr>
           <w:rFonts w:ascii="Arial" w:hAnsi="Arial" w:cs="Arial"/>
         </w:rPr>
-        <w:t>&gt;</w:t>
-      </w:r>
-      <w:proofErr w:type="gramStart"/>
-      <w:r>
-        <w:rPr>
-          <w:rFonts w:ascii="Arial" w:hAnsi="Arial" w:cs="Arial"/>
-        </w:rPr>
-        <w:t>&gt;</w:t>
+        <w:t>&gt;&gt;</w:t>
       </w:r>
       <w:r>
         <w:rPr>
@@ -29784,7 +29077,6 @@
         </w:rPr>
         <w:t>)</w:t>
       </w:r>
-      <w:proofErr w:type="gramEnd"/>
       <w:r>
         <w:rPr>
           <w:rFonts w:ascii="Arial" w:hAnsi="Arial" w:cs="Arial"/>
@@ -31721,14 +31013,7 @@
         <w:rPr>
           <w:rFonts w:ascii="Arial" w:hAnsi="Arial" w:cs="Arial"/>
         </w:rPr>
-        <w:t>8.0</w:t>
-      </w:r>
-      <w:proofErr w:type="gramStart"/>
-      <w:r>
-        <w:rPr>
-          <w:rFonts w:ascii="Arial" w:hAnsi="Arial" w:cs="Arial"/>
-        </w:rPr>
-        <w:t>\\Data\\mysql-</w:t>
+        <w:t>8.0\\Data\\mysql-</w:t>
       </w:r>
       <w:r>
         <w:rPr>
@@ -31737,7 +31022,6 @@
         </w:rPr>
         <w:t>bin.*</w:t>
       </w:r>
-      <w:proofErr w:type="gramEnd"/>
     </w:p>
     <w:p>
       <w:pPr>
@@ -32009,14 +31293,7 @@
         <w:rPr>
           <w:rFonts w:ascii="Arial" w:hAnsi="Arial" w:cs="Arial"/>
         </w:rPr>
-        <w:t xml:space="preserve"> 03/20/2026 13:51:15.38</w:t>
-      </w:r>
-      <w:proofErr w:type="gramStart"/>
-      <w:r>
-        <w:rPr>
-          <w:rFonts w:ascii="Arial" w:hAnsi="Arial" w:cs="Arial"/>
-        </w:rPr>
-        <w:t>] ?</w:t>
+        <w:t xml:space="preserve"> 03/20/2026 13:51:15.38] ?</w:t>
       </w:r>
       <w:proofErr w:type="spellStart"/>
       <w:r>
@@ -32026,7 +31303,6 @@
         <w:t>ltimo</w:t>
       </w:r>
       <w:proofErr w:type="spellEnd"/>
-      <w:proofErr w:type="gramEnd"/>
       <w:r>
         <w:rPr>
           <w:rFonts w:ascii="Arial" w:hAnsi="Arial" w:cs="Arial"/>
@@ -33960,14 +33236,7 @@
         <w:rPr>
           <w:rFonts w:ascii="Arial" w:hAnsi="Arial" w:cs="Arial"/>
         </w:rPr>
-        <w:t>{$</w:t>
-      </w:r>
-      <w:proofErr w:type="gramStart"/>
-      <w:r>
-        <w:rPr>
-          <w:rFonts w:ascii="Arial" w:hAnsi="Arial" w:cs="Arial"/>
-        </w:rPr>
-        <w:t>_.</w:t>
+        <w:t>{$_.</w:t>
       </w:r>
       <w:proofErr w:type="spellStart"/>
       <w:r>
@@ -33977,7 +33246,6 @@
         <w:t>TaskName</w:t>
       </w:r>
       <w:proofErr w:type="spellEnd"/>
-      <w:proofErr w:type="gramEnd"/>
       <w:r>
         <w:rPr>
           <w:rFonts w:ascii="Arial" w:hAnsi="Arial" w:cs="Arial"/>
@@ -36262,7 +35530,6 @@
         <w:t xml:space="preserve"> </w:t>
       </w:r>
       <w:proofErr w:type="spellStart"/>
-      <w:proofErr w:type="gramStart"/>
       <w:r>
         <w:rPr>
           <w:rFonts w:ascii="Arial" w:hAnsi="Arial" w:cs="Arial"/>
@@ -36270,7 +35537,6 @@
         <w:t>password</w:t>
       </w:r>
       <w:proofErr w:type="spellEnd"/>
-      <w:proofErr w:type="gramEnd"/>
       <w:r>
         <w:rPr>
           <w:rFonts w:ascii="Arial" w:hAnsi="Arial" w:cs="Arial"/>
@@ -36382,7 +35648,6 @@
         <w:t xml:space="preserve"> "$</w:t>
       </w:r>
       <w:proofErr w:type="spellStart"/>
-      <w:proofErr w:type="gramStart"/>
       <w:r>
         <w:rPr>
           <w:rFonts w:ascii="Arial" w:hAnsi="Arial" w:cs="Arial"/>
@@ -36390,7 +35655,6 @@
         <w:t>env:USERPROFILE</w:t>
       </w:r>
       <w:proofErr w:type="spellEnd"/>
-      <w:proofErr w:type="gramEnd"/>
       <w:r>
         <w:rPr>
           <w:rFonts w:ascii="Arial" w:hAnsi="Arial" w:cs="Arial"/>
@@ -36409,14 +35673,7 @@
         <w:rPr>
           <w:rFonts w:ascii="Arial" w:hAnsi="Arial" w:cs="Arial"/>
         </w:rPr>
-        <w:t>_</w:t>
-      </w:r>
-      <w:proofErr w:type="gramStart"/>
-      <w:r>
-        <w:rPr>
-          <w:rFonts w:ascii="Arial" w:hAnsi="Arial" w:cs="Arial"/>
-        </w:rPr>
-        <w:t>*.</w:t>
+        <w:t>_*.</w:t>
       </w:r>
       <w:proofErr w:type="spellStart"/>
       <w:r>
@@ -36426,7 +35683,6 @@
         <w:t>sq</w:t>
       </w:r>
       <w:proofErr w:type="spellEnd"/>
-      <w:proofErr w:type="gramEnd"/>
       <w:r>
         <w:rPr>
           <w:rFonts w:ascii="Arial" w:hAnsi="Arial" w:cs="Arial"/>
@@ -37590,95 +36846,14 @@
         <w:rPr>
           <w:rFonts w:ascii="Arial" w:hAnsi="Arial" w:cs="Arial"/>
         </w:rPr>
-        <w:t>&gt;&gt; set fecha=%</w:t>
-      </w:r>
-      <w:proofErr w:type="gramStart"/>
-      <w:r>
-        <w:rPr>
-          <w:rFonts w:ascii="Arial" w:hAnsi="Arial" w:cs="Arial"/>
-        </w:rPr>
-        <w:t>date:~</w:t>
-      </w:r>
-      <w:proofErr w:type="gramEnd"/>
-      <w:r>
-        <w:rPr>
-          <w:rFonts w:ascii="Arial" w:hAnsi="Arial" w:cs="Arial"/>
-        </w:rPr>
-        <w:t>10,4%-%</w:t>
-      </w:r>
-      <w:proofErr w:type="gramStart"/>
-      <w:r>
-        <w:rPr>
-          <w:rFonts w:ascii="Arial" w:hAnsi="Arial" w:cs="Arial"/>
-        </w:rPr>
-        <w:t>date:~</w:t>
-      </w:r>
-      <w:proofErr w:type="gramEnd"/>
-      <w:r>
-        <w:rPr>
-          <w:rFonts w:ascii="Arial" w:hAnsi="Arial" w:cs="Arial"/>
-        </w:rPr>
-        <w:t>4,2%-%</w:t>
-      </w:r>
-      <w:proofErr w:type="gramStart"/>
-      <w:r>
-        <w:rPr>
-          <w:rFonts w:ascii="Arial" w:hAnsi="Arial" w:cs="Arial"/>
-        </w:rPr>
-        <w:t>date:~</w:t>
-      </w:r>
-      <w:proofErr w:type="gramEnd"/>
-      <w:r>
-        <w:rPr>
-          <w:rFonts w:ascii="Arial" w:hAnsi="Arial" w:cs="Arial"/>
-        </w:rPr>
-        <w:t>7,2%_%</w:t>
-      </w:r>
-      <w:proofErr w:type="gramStart"/>
-      <w:r>
-        <w:rPr>
-          <w:rFonts w:ascii="Arial" w:hAnsi="Arial" w:cs="Arial"/>
-        </w:rPr>
-        <w:t>time:~</w:t>
-      </w:r>
-      <w:proofErr w:type="gramEnd"/>
-      <w:r>
-        <w:rPr>
-          <w:rFonts w:ascii="Arial" w:hAnsi="Arial" w:cs="Arial"/>
-        </w:rPr>
-        <w:t xml:space="preserve">0,2%%ti </w:t>
-      </w:r>
-      <w:proofErr w:type="gramStart"/>
+        <w:t xml:space="preserve">&gt;&gt; set fecha=%date:~10,4%-%date:~4,2%-%date:~7,2%_%time:~0,2%%ti </w:t>
+      </w:r>
       <w:r>
         <w:rPr>
           <w:rFonts w:ascii="Arial" w:hAnsi="Arial" w:cs="Arial"/>
           <w:spacing w:val="-2"/>
         </w:rPr>
-        <w:t>me:~</w:t>
-      </w:r>
-      <w:proofErr w:type="gramEnd"/>
-      <w:r>
-        <w:rPr>
-          <w:rFonts w:ascii="Arial" w:hAnsi="Arial" w:cs="Arial"/>
-          <w:spacing w:val="-2"/>
-        </w:rPr>
-        <w:t>3,2%%</w:t>
-      </w:r>
-      <w:proofErr w:type="gramStart"/>
-      <w:r>
-        <w:rPr>
-          <w:rFonts w:ascii="Arial" w:hAnsi="Arial" w:cs="Arial"/>
-          <w:spacing w:val="-2"/>
-        </w:rPr>
-        <w:t>time:~</w:t>
-      </w:r>
-      <w:proofErr w:type="gramEnd"/>
-      <w:r>
-        <w:rPr>
-          <w:rFonts w:ascii="Arial" w:hAnsi="Arial" w:cs="Arial"/>
-          <w:spacing w:val="-2"/>
-        </w:rPr>
-        <w:t>6,2%</w:t>
+        <w:t>me:~3,2%%time:~6,2%</w:t>
       </w:r>
     </w:p>
     <w:p>
@@ -40862,7 +40037,6 @@
         </w:rPr>
         <w:t xml:space="preserve"> </w:t>
       </w:r>
-      <w:proofErr w:type="gramStart"/>
       <w:r>
         <w:rPr>
           <w:rFonts w:ascii="Arial" w:hAnsi="Arial" w:cs="Arial"/>
@@ -40885,7 +40059,6 @@
         <w:t>backup</w:t>
       </w:r>
       <w:proofErr w:type="spellEnd"/>
-      <w:proofErr w:type="gramEnd"/>
     </w:p>
     <w:p>
       <w:pPr>
@@ -41035,7 +40208,6 @@
         <w:t xml:space="preserve"> a </w:t>
       </w:r>
       <w:proofErr w:type="spellStart"/>
-      <w:proofErr w:type="gramStart"/>
       <w:r>
         <w:rPr>
           <w:rFonts w:ascii="Arial" w:hAnsi="Arial" w:cs="Arial"/>
@@ -41043,7 +40215,6 @@
         <w:t>password</w:t>
       </w:r>
       <w:proofErr w:type="spellEnd"/>
-      <w:proofErr w:type="gramEnd"/>
       <w:r>
         <w:rPr>
           <w:rFonts w:ascii="Arial" w:hAnsi="Arial" w:cs="Arial"/>
